--- a/Taylor/Java SpringBoot/Taylor Pentz.docx
+++ b/Taylor/Java SpringBoot/Taylor Pentz.docx
@@ -10,8 +10,9 @@
         <w:jc w:val="center"/>
         <w:rPr>
           <w:rFonts w:ascii="Times New Roman" w:eastAsia="Times New Roman" w:hAnsi="Times New Roman" w:cs="Times New Roman"/>
-          <w:sz w:val="24"/>
-          <w:szCs w:val="24"/>
+          <w:sz w:val="28"/>
+          <w:szCs w:val="24"/>
+          <w:u w:val="single"/>
         </w:rPr>
       </w:pPr>
       <w:r>
@@ -58,8 +59,6 @@
         </w:rPr>
         <w:t>Senior Software</w:t>
       </w:r>
-      <w:bookmarkStart w:id="0" w:name="_GoBack"/>
-      <w:bookmarkEnd w:id="0"/>
       <w:r>
         <w:rPr>
           <w:rFonts w:ascii="Arial Black" w:eastAsia="Times New Roman" w:hAnsi="Arial Black" w:cs="Times New Roman"/>
@@ -96,29 +95,33 @@
           <w:sz w:val="24"/>
           <w:szCs w:val="24"/>
         </w:rPr>
-        <w:t xml:space="preserve"> | 1601 Larkin, High Point, NC | +1 8042860439</w:t>
-      </w:r>
-    </w:p>
-    <w:p>
-      <w:pPr>
-        <w:shd w:val="clear" w:color="auto" w:fill="DBE5F1" w:themeFill="accent1" w:themeFillTint="33"/>
-        <w:spacing w:after="0" w:line="240" w:lineRule="auto"/>
-        <w:contextualSpacing/>
-        <w:jc w:val="center"/>
-        <w:rPr>
-          <w:rFonts w:ascii="Times New Roman" w:eastAsia="Times New Roman" w:hAnsi="Times New Roman" w:cs="Times New Roman"/>
-          <w:sz w:val="28"/>
-          <w:szCs w:val="24"/>
-          <w:u w:val="single"/>
-        </w:rPr>
-      </w:pPr>
+        <w:t xml:space="preserve"> | 1601 Larkin, High Point, NC | </w:t>
+      </w:r>
+      <w:r>
+        <w:rPr>
+          <w:rFonts w:ascii="Times New Roman" w:eastAsia="Times New Roman" w:hAnsi="Times New Roman" w:cs="Times New Roman"/>
+          <w:sz w:val="24"/>
+          <w:szCs w:val="24"/>
+        </w:rPr>
+        <w:t>+1 (980) 981-4522</w:t>
+      </w:r>
+      <w:r>
+        <w:rPr>
+          <w:rFonts w:ascii="Times New Roman" w:eastAsia="Times New Roman" w:hAnsi="Times New Roman" w:cs="Times New Roman"/>
+          <w:sz w:val="24"/>
+          <w:szCs w:val="24"/>
+        </w:rPr>
+        <w:t xml:space="preserve"> </w:t>
+      </w:r>
       <w:r>
         <w:rPr>
           <w:rFonts w:ascii="Times New Roman" w:hAnsi="Times New Roman" w:cs="Times New Roman"/>
           <w:sz w:val="24"/>
         </w:rPr>
-        <w:t>https://www.linkedin.com/in/taylor-pentz-698a98381/</w:t>
-      </w:r>
+        <w:t>https://www.linkedin.com/in/taylor-pentz-10a92a3aa</w:t>
+      </w:r>
+      <w:bookmarkStart w:id="0" w:name="_GoBack"/>
+      <w:bookmarkEnd w:id="0"/>
     </w:p>
     <w:p>
       <w:pPr>
@@ -6326,7 +6329,7 @@
 </file>
 
 <file path=customXml/itemProps1.xml><?xml version="1.0" encoding="utf-8"?>
-<ds:datastoreItem xmlns:ds="http://schemas.openxmlformats.org/officeDocument/2006/customXml" ds:itemID="{8076388C-78FA-4DD4-B566-75EF397573B2}">
+<ds:datastoreItem xmlns:ds="http://schemas.openxmlformats.org/officeDocument/2006/customXml" ds:itemID="{7736AC26-8CFD-4C0F-B539-64D7B64D902E}">
   <ds:schemaRefs>
     <ds:schemaRef ds:uri="http://schemas.openxmlformats.org/officeDocument/2006/bibliography"/>
   </ds:schemaRefs>

--- a/Taylor/Java SpringBoot/Taylor Pentz.docx
+++ b/Taylor/Java SpringBoot/Taylor Pentz.docx
@@ -118,7 +118,7 @@
           <w:rFonts w:ascii="Times New Roman" w:hAnsi="Times New Roman" w:cs="Times New Roman"/>
           <w:sz w:val="24"/>
         </w:rPr>
-        <w:t>https://www.linkedin.com/in/taylor-pentz-10a92a3aa</w:t>
+        <w:t>https://www.linkedin.com/in/taylor-p-b0389a3ba</w:t>
       </w:r>
       <w:bookmarkStart w:id="0" w:name="_GoBack"/>
       <w:bookmarkEnd w:id="0"/>
@@ -194,97 +194,25 @@
           <w:sz w:val="24"/>
           <w:szCs w:val="24"/>
         </w:rPr>
-        <w:t xml:space="preserve">, and </w:t>
-      </w:r>
-      <w:proofErr w:type="spellStart"/>
+        <w:t xml:space="preserve">, and RESTful APIs using Java and Spring Boot. </w:t>
+      </w:r>
+      <w:proofErr w:type="gramStart"/>
       <w:r>
         <w:rPr>
           <w:rFonts w:asciiTheme="majorBidi" w:hAnsiTheme="majorBidi" w:cstheme="majorBidi"/>
           <w:sz w:val="24"/>
           <w:szCs w:val="24"/>
         </w:rPr>
-        <w:t>RESTful</w:t>
-      </w:r>
-      <w:proofErr w:type="spellEnd"/>
+        <w:t>Adept at delivering scalable, fault-tolerant, and high-performance backend architectures in cloud-native environments (AWS/GCP).</w:t>
+      </w:r>
+      <w:proofErr w:type="gramEnd"/>
       <w:r>
         <w:rPr>
           <w:rFonts w:asciiTheme="majorBidi" w:hAnsiTheme="majorBidi" w:cstheme="majorBidi"/>
           <w:sz w:val="24"/>
           <w:szCs w:val="24"/>
         </w:rPr>
-        <w:t xml:space="preserve"> APIs using Java and Spring Boot. </w:t>
-      </w:r>
-      <w:proofErr w:type="gramStart"/>
-      <w:r>
-        <w:rPr>
-          <w:rFonts w:asciiTheme="majorBidi" w:hAnsiTheme="majorBidi" w:cstheme="majorBidi"/>
-          <w:sz w:val="24"/>
-          <w:szCs w:val="24"/>
-        </w:rPr>
-        <w:t>Adept at delivering scalable, fault-tolerant, and high-performance backend architectures in cloud-native environments (AWS/GCP).</w:t>
-      </w:r>
-      <w:proofErr w:type="gramEnd"/>
-      <w:r>
-        <w:rPr>
-          <w:rFonts w:asciiTheme="majorBidi" w:hAnsiTheme="majorBidi" w:cstheme="majorBidi"/>
-          <w:sz w:val="24"/>
-          <w:szCs w:val="24"/>
-        </w:rPr>
-        <w:t xml:space="preserve"> Passionate about system monitoring, automation, and clean code practices. Strong experience integrating </w:t>
-      </w:r>
-      <w:proofErr w:type="spellStart"/>
-      <w:r>
-        <w:rPr>
-          <w:rFonts w:asciiTheme="majorBidi" w:hAnsiTheme="majorBidi" w:cstheme="majorBidi"/>
-          <w:sz w:val="24"/>
-          <w:szCs w:val="24"/>
-        </w:rPr>
-        <w:t>NoSQL</w:t>
-      </w:r>
-      <w:proofErr w:type="spellEnd"/>
-      <w:r>
-        <w:rPr>
-          <w:rFonts w:asciiTheme="majorBidi" w:hAnsiTheme="majorBidi" w:cstheme="majorBidi"/>
-          <w:sz w:val="24"/>
-          <w:szCs w:val="24"/>
-        </w:rPr>
-        <w:t>/SQL databases (</w:t>
-      </w:r>
-      <w:proofErr w:type="spellStart"/>
-      <w:r>
-        <w:rPr>
-          <w:rFonts w:asciiTheme="majorBidi" w:hAnsiTheme="majorBidi" w:cstheme="majorBidi"/>
-          <w:sz w:val="24"/>
-          <w:szCs w:val="24"/>
-        </w:rPr>
-        <w:t>MongoDB</w:t>
-      </w:r>
-      <w:proofErr w:type="spellEnd"/>
-      <w:r>
-        <w:rPr>
-          <w:rFonts w:asciiTheme="majorBidi" w:hAnsiTheme="majorBidi" w:cstheme="majorBidi"/>
-          <w:sz w:val="24"/>
-          <w:szCs w:val="24"/>
-        </w:rPr>
-        <w:t xml:space="preserve">, </w:t>
-      </w:r>
-      <w:proofErr w:type="spellStart"/>
-      <w:r>
-        <w:rPr>
-          <w:rFonts w:asciiTheme="majorBidi" w:hAnsiTheme="majorBidi" w:cstheme="majorBidi"/>
-          <w:sz w:val="24"/>
-          <w:szCs w:val="24"/>
-        </w:rPr>
-        <w:t>PostgreSQL</w:t>
-      </w:r>
-      <w:proofErr w:type="spellEnd"/>
-      <w:r>
-        <w:rPr>
-          <w:rFonts w:asciiTheme="majorBidi" w:hAnsiTheme="majorBidi" w:cstheme="majorBidi"/>
-          <w:sz w:val="24"/>
-          <w:szCs w:val="24"/>
-        </w:rPr>
-        <w:t>), deploying to cloud platforms, and driving UAT/test processes in agile teams.</w:t>
+        <w:t xml:space="preserve"> Passionate about system monitoring, automation, and clean code practices. Strong experience integrating NoSQL/SQL databases (MongoDB, PostgreSQL), deploying to cloud platforms, and driving UAT/test processes in agile teams.</w:t>
       </w:r>
     </w:p>
     <w:p>
@@ -384,15 +312,7 @@
         <w:t>:</w:t>
       </w:r>
       <w:r>
-        <w:t xml:space="preserve"> </w:t>
-      </w:r>
-      <w:proofErr w:type="spellStart"/>
-      <w:r>
-        <w:t>RESTful</w:t>
-      </w:r>
-      <w:proofErr w:type="spellEnd"/>
-      <w:r>
-        <w:t xml:space="preserve"> APIs, Kafka, </w:t>
+        <w:t xml:space="preserve"> RESTful APIs, Kafka, </w:t>
       </w:r>
       <w:proofErr w:type="spellStart"/>
       <w:r>
@@ -443,23 +363,7 @@
         <w:t>Databases:</w:t>
       </w:r>
       <w:r>
-        <w:t xml:space="preserve"> </w:t>
-      </w:r>
-      <w:proofErr w:type="spellStart"/>
-      <w:r>
-        <w:t>PostgreSQL</w:t>
-      </w:r>
-      <w:proofErr w:type="spellEnd"/>
-      <w:r>
-        <w:t xml:space="preserve">, </w:t>
-      </w:r>
-      <w:proofErr w:type="spellStart"/>
-      <w:r>
-        <w:t>MongoDB</w:t>
-      </w:r>
-      <w:proofErr w:type="spellEnd"/>
-      <w:r>
-        <w:t xml:space="preserve">, MySQL, </w:t>
+        <w:t xml:space="preserve"> PostgreSQL, MongoDB, MySQL, </w:t>
       </w:r>
       <w:proofErr w:type="spellStart"/>
       <w:r>
@@ -510,29 +414,8 @@
         <w:t>CI/CD:</w:t>
       </w:r>
       <w:r>
-        <w:t xml:space="preserve"> Jenkins, </w:t>
-      </w:r>
-      <w:proofErr w:type="spellStart"/>
-      <w:r>
-        <w:t>GitHub</w:t>
-      </w:r>
-      <w:proofErr w:type="spellEnd"/>
-      <w:r>
-        <w:t xml:space="preserve"> Actions, </w:t>
-      </w:r>
-      <w:proofErr w:type="spellStart"/>
-      <w:r>
-        <w:t>Docker</w:t>
-      </w:r>
-      <w:proofErr w:type="spellEnd"/>
-      <w:r>
-        <w:t xml:space="preserve">, </w:t>
-      </w:r>
-      <w:proofErr w:type="spellStart"/>
-      <w:r>
-        <w:t>Kubernetes</w:t>
-      </w:r>
-      <w:proofErr w:type="spellEnd"/>
+        <w:t xml:space="preserve"> Jenkins, GitHub Actions, Docker, Kubernetes</w:t>
+      </w:r>
     </w:p>
     <w:p>
       <w:pPr>
@@ -731,23 +614,7 @@
         <w:jc w:val="both"/>
       </w:pPr>
       <w:r>
-        <w:t xml:space="preserve">Integrated </w:t>
-      </w:r>
-      <w:proofErr w:type="spellStart"/>
-      <w:r>
-        <w:t>MongoDB</w:t>
-      </w:r>
-      <w:proofErr w:type="spellEnd"/>
-      <w:r>
-        <w:t xml:space="preserve"> and </w:t>
-      </w:r>
-      <w:proofErr w:type="spellStart"/>
-      <w:r>
-        <w:t>PostgreSQL</w:t>
-      </w:r>
-      <w:proofErr w:type="spellEnd"/>
-      <w:r>
-        <w:t xml:space="preserve"> databases into real-time backend services with schema versioning, data </w:t>
+        <w:t xml:space="preserve">Integrated MongoDB and PostgreSQL databases into real-time backend services with schema versioning, data </w:t>
       </w:r>
       <w:proofErr w:type="spellStart"/>
       <w:r>
@@ -810,15 +677,7 @@
       </w:r>
       <w:proofErr w:type="spellEnd"/>
       <w:r>
-        <w:t xml:space="preserve"> and ELK stack to meet all non-functional </w:t>
-      </w:r>
-      <w:proofErr w:type="spellStart"/>
-      <w:r>
-        <w:t>observability</w:t>
-      </w:r>
-      <w:proofErr w:type="spellEnd"/>
-      <w:r>
-        <w:t xml:space="preserve"> requirements.</w:t>
+        <w:t xml:space="preserve"> and ELK stack to meet all non-functional observability requirements.</w:t>
       </w:r>
     </w:p>
     <w:p>
@@ -967,23 +826,7 @@
       </w:r>
       <w:proofErr w:type="spellEnd"/>
       <w:r>
-        <w:t xml:space="preserve"> deployed via </w:t>
-      </w:r>
-      <w:proofErr w:type="spellStart"/>
-      <w:r>
-        <w:t>Docker</w:t>
-      </w:r>
-      <w:proofErr w:type="spellEnd"/>
-      <w:r>
-        <w:t xml:space="preserve"> and </w:t>
-      </w:r>
-      <w:proofErr w:type="spellStart"/>
-      <w:r>
-        <w:t>Kubernetes</w:t>
-      </w:r>
-      <w:proofErr w:type="spellEnd"/>
-      <w:r>
-        <w:t xml:space="preserve"> clusters, achieving zero-downtime deployments and container orchestration efficiency.</w:t>
+        <w:t xml:space="preserve"> deployed via Docker and Kubernetes clusters, achieving zero-downtime deployments and container orchestration efficiency.</w:t>
       </w:r>
     </w:p>
     <w:p>
@@ -1022,15 +865,7 @@
         <w:jc w:val="both"/>
       </w:pPr>
       <w:r>
-        <w:t xml:space="preserve">Designed schema-less models in </w:t>
-      </w:r>
-      <w:proofErr w:type="spellStart"/>
-      <w:r>
-        <w:t>MongoDB</w:t>
-      </w:r>
-      <w:proofErr w:type="spellEnd"/>
-      <w:r>
-        <w:t xml:space="preserve"> for dynamic data ingestion pipelines, supporting over 10M documents with efficient indexing strategies.</w:t>
+        <w:t>Designed schema-less models in MongoDB for dynamic data ingestion pipelines, supporting over 10M documents with efficient indexing strategies.</w:t>
       </w:r>
     </w:p>
     <w:p>
@@ -1198,15 +1033,7 @@
         <w:jc w:val="both"/>
       </w:pPr>
       <w:r>
-        <w:t xml:space="preserve">Created and optimized </w:t>
-      </w:r>
-      <w:proofErr w:type="spellStart"/>
-      <w:r>
-        <w:t>RESTful</w:t>
-      </w:r>
-      <w:proofErr w:type="spellEnd"/>
-      <w:r>
-        <w:t xml:space="preserve"> APIs consumed by mobile and web clients, achieving consistent sub-200ms response times.</w:t>
+        <w:t>Created and optimized RESTful APIs consumed by mobile and web clients, achieving consistent sub-200ms response times.</w:t>
       </w:r>
     </w:p>
     <w:p>
@@ -1219,23 +1046,7 @@
         <w:jc w:val="both"/>
       </w:pPr>
       <w:r>
-        <w:t xml:space="preserve">Integrated </w:t>
-      </w:r>
-      <w:proofErr w:type="spellStart"/>
-      <w:r>
-        <w:t>NoSQL</w:t>
-      </w:r>
-      <w:proofErr w:type="spellEnd"/>
-      <w:r>
-        <w:t xml:space="preserve"> solutions including </w:t>
-      </w:r>
-      <w:proofErr w:type="spellStart"/>
-      <w:r>
-        <w:t>MongoDB</w:t>
-      </w:r>
-      <w:proofErr w:type="spellEnd"/>
-      <w:r>
-        <w:t xml:space="preserve"> and </w:t>
+        <w:t xml:space="preserve">Integrated NoSQL solutions including MongoDB and </w:t>
       </w:r>
       <w:proofErr w:type="spellStart"/>
       <w:r>
@@ -1488,15 +1299,7 @@
         <w:jc w:val="both"/>
       </w:pPr>
       <w:r>
-        <w:t xml:space="preserve">Contributed to automated test suites using </w:t>
-      </w:r>
-      <w:proofErr w:type="spellStart"/>
-      <w:r>
-        <w:t>JUnit</w:t>
-      </w:r>
-      <w:proofErr w:type="spellEnd"/>
-      <w:r>
-        <w:t xml:space="preserve"> and </w:t>
+        <w:t xml:space="preserve">Contributed to automated test suites using JUnit and </w:t>
       </w:r>
       <w:proofErr w:type="spellStart"/>
       <w:r>
@@ -1873,25 +1676,7 @@
           <w:sz w:val="24"/>
           <w:szCs w:val="24"/>
         </w:rPr>
-        <w:t xml:space="preserve">Used Kafka for event-driven communication and </w:t>
-      </w:r>
-      <w:proofErr w:type="spellStart"/>
-      <w:r>
-        <w:rPr>
-          <w:rFonts w:ascii="Times New Roman" w:eastAsia="Times New Roman" w:hAnsi="Times New Roman" w:cs="Times New Roman"/>
-          <w:sz w:val="24"/>
-          <w:szCs w:val="24"/>
-        </w:rPr>
-        <w:t>MongoDB</w:t>
-      </w:r>
-      <w:proofErr w:type="spellEnd"/>
-      <w:r>
-        <w:rPr>
-          <w:rFonts w:ascii="Times New Roman" w:eastAsia="Times New Roman" w:hAnsi="Times New Roman" w:cs="Times New Roman"/>
-          <w:sz w:val="24"/>
-          <w:szCs w:val="24"/>
-        </w:rPr>
-        <w:t xml:space="preserve"> for real-time inventory and order tracking.</w:t>
+        <w:t>Used Kafka for event-driven communication and MongoDB for real-time inventory and order tracking.</w:t>
       </w:r>
       <w:proofErr w:type="gramEnd"/>
     </w:p>
@@ -2121,25 +1906,7 @@
           <w:sz w:val="24"/>
           <w:szCs w:val="24"/>
         </w:rPr>
-        <w:t xml:space="preserve">Developed </w:t>
-      </w:r>
-      <w:proofErr w:type="spellStart"/>
-      <w:r>
-        <w:rPr>
-          <w:rFonts w:ascii="Times New Roman" w:eastAsia="Times New Roman" w:hAnsi="Times New Roman" w:cs="Times New Roman"/>
-          <w:sz w:val="24"/>
-          <w:szCs w:val="24"/>
-        </w:rPr>
-        <w:t>RESTful</w:t>
-      </w:r>
-      <w:proofErr w:type="spellEnd"/>
-      <w:r>
-        <w:rPr>
-          <w:rFonts w:ascii="Times New Roman" w:eastAsia="Times New Roman" w:hAnsi="Times New Roman" w:cs="Times New Roman"/>
-          <w:sz w:val="24"/>
-          <w:szCs w:val="24"/>
-        </w:rPr>
-        <w:t xml:space="preserve"> services to synchronize patient data between clinical systems.</w:t>
+        <w:t>Developed RESTful services to synchronize patient data between clinical systems.</w:t>
       </w:r>
       <w:proofErr w:type="gramEnd"/>
       <w:r>
@@ -2148,25 +1915,7 @@
           <w:sz w:val="24"/>
           <w:szCs w:val="24"/>
         </w:rPr>
-        <w:t xml:space="preserve"> Used Spring Boot and </w:t>
-      </w:r>
-      <w:proofErr w:type="spellStart"/>
-      <w:r>
-        <w:rPr>
-          <w:rFonts w:ascii="Times New Roman" w:eastAsia="Times New Roman" w:hAnsi="Times New Roman" w:cs="Times New Roman"/>
-          <w:sz w:val="24"/>
-          <w:szCs w:val="24"/>
-        </w:rPr>
-        <w:t>MongoDB</w:t>
-      </w:r>
-      <w:proofErr w:type="spellEnd"/>
-      <w:r>
-        <w:rPr>
-          <w:rFonts w:ascii="Times New Roman" w:eastAsia="Times New Roman" w:hAnsi="Times New Roman" w:cs="Times New Roman"/>
-          <w:sz w:val="24"/>
-          <w:szCs w:val="24"/>
-        </w:rPr>
-        <w:t xml:space="preserve"> to support flexible schema requirements and achieve sub-second data propagation.</w:t>
+        <w:t xml:space="preserve"> Used Spring Boot and MongoDB to support flexible schema requirements and achieve sub-second data propagation.</w:t>
       </w:r>
     </w:p>
     <w:p>
@@ -6329,7 +6078,7 @@
 </file>
 
 <file path=customXml/itemProps1.xml><?xml version="1.0" encoding="utf-8"?>
-<ds:datastoreItem xmlns:ds="http://schemas.openxmlformats.org/officeDocument/2006/customXml" ds:itemID="{7736AC26-8CFD-4C0F-B539-64D7B64D902E}">
+<ds:datastoreItem xmlns:ds="http://schemas.openxmlformats.org/officeDocument/2006/customXml" ds:itemID="{A385BB7B-4752-411F-BC0D-1BF1F8DF20C9}">
   <ds:schemaRefs>
     <ds:schemaRef ds:uri="http://schemas.openxmlformats.org/officeDocument/2006/bibliography"/>
   </ds:schemaRefs>
